--- a/lessons/1-6-catchup/homework.docx
+++ b/lessons/1-6-catchup/homework.docx
@@ -115,7 +115,7 @@
           <wp:inline distT="0" distB="0" distL="0" distR="0">
             <wp:extent cx="1047750" cy="790575"/>
             <wp:effectExtent t="0" r="0" b="0" l="0"/>
-            <wp:docPr id="1" name="" descr="" title=""/>
+            <wp:docPr id="1" name="argument" descr="Picture illustrating the vocabulary word &quot;argument&quot;" title="argument"/>
             <wp:cNvGraphicFramePr>
               <a:graphicFrameLocks xmlns:a="http://schemas.openxmlformats.org/drawingml/2006/main" noChangeAspect="1"/>
             </wp:cNvGraphicFramePr>
@@ -178,7 +178,7 @@
           <wp:inline distT="0" distB="0" distL="0" distR="0">
             <wp:extent cx="1047750" cy="790575"/>
             <wp:effectExtent t="0" r="0" b="0" l="0"/>
-            <wp:docPr id="1" name="" descr="" title=""/>
+            <wp:docPr id="1" name="conjecture" descr="Picture illustrating the vocabulary word &quot;conjecture&quot;" title="conjecture"/>
             <wp:cNvGraphicFramePr>
               <a:graphicFrameLocks xmlns:a="http://schemas.openxmlformats.org/drawingml/2006/main" noChangeAspect="1"/>
             </wp:cNvGraphicFramePr>
@@ -241,7 +241,7 @@
           <wp:inline distT="0" distB="0" distL="0" distR="0">
             <wp:extent cx="1047750" cy="790575"/>
             <wp:effectExtent t="0" r="0" b="0" l="0"/>
-            <wp:docPr id="1" name="" descr="" title=""/>
+            <wp:docPr id="1" name="counterexample" descr="Picture illustrating the vocabulary word &quot;counterexample&quot;" title="counterexample"/>
             <wp:cNvGraphicFramePr>
               <a:graphicFrameLocks xmlns:a="http://schemas.openxmlformats.org/drawingml/2006/main" noChangeAspect="1"/>
             </wp:cNvGraphicFramePr>
@@ -304,7 +304,7 @@
           <wp:inline distT="0" distB="0" distL="0" distR="0">
             <wp:extent cx="1047750" cy="790575"/>
             <wp:effectExtent t="0" r="0" b="0" l="0"/>
-            <wp:docPr id="1" name="" descr="" title=""/>
+            <wp:docPr id="1" name="volume" descr="Picture illustrating the vocabulary word &quot;volume&quot;" title="volume"/>
             <wp:cNvGraphicFramePr>
               <a:graphicFrameLocks xmlns:a="http://schemas.openxmlformats.org/drawingml/2006/main" noChangeAspect="1"/>
             </wp:cNvGraphicFramePr>
@@ -367,7 +367,7 @@
           <wp:inline distT="0" distB="0" distL="0" distR="0">
             <wp:extent cx="1047750" cy="790575"/>
             <wp:effectExtent t="0" r="0" b="0" l="0"/>
-            <wp:docPr id="1" name="" descr="" title=""/>
+            <wp:docPr id="1" name="cubic unit" descr="Picture illustrating the vocabulary word &quot;cubic unit&quot;" title="cubic unit"/>
             <wp:cNvGraphicFramePr>
               <a:graphicFrameLocks xmlns:a="http://schemas.openxmlformats.org/drawingml/2006/main" noChangeAspect="1"/>
             </wp:cNvGraphicFramePr>
@@ -430,7 +430,7 @@
           <wp:inline distT="0" distB="0" distL="0" distR="0">
             <wp:extent cx="1047750" cy="790575"/>
             <wp:effectExtent t="0" r="0" b="0" l="0"/>
-            <wp:docPr id="1" name="" descr="" title=""/>
+            <wp:docPr id="1" name="pattern" descr="Picture illustrating the vocabulary word &quot;pattern&quot;" title="pattern"/>
             <wp:cNvGraphicFramePr>
               <a:graphicFrameLocks xmlns:a="http://schemas.openxmlformats.org/drawingml/2006/main" noChangeAspect="1"/>
             </wp:cNvGraphicFramePr>
@@ -493,7 +493,7 @@
           <wp:inline distT="0" distB="0" distL="0" distR="0">
             <wp:extent cx="1047750" cy="790575"/>
             <wp:effectExtent t="0" r="0" b="0" l="0"/>
-            <wp:docPr id="1" name="" descr="" title=""/>
+            <wp:docPr id="1" name="pattern rule" descr="Picture illustrating the vocabulary word &quot;pattern rule&quot;" title="pattern rule"/>
             <wp:cNvGraphicFramePr>
               <a:graphicFrameLocks xmlns:a="http://schemas.openxmlformats.org/drawingml/2006/main" noChangeAspect="1"/>
             </wp:cNvGraphicFramePr>
@@ -556,7 +556,7 @@
           <wp:inline distT="0" distB="0" distL="0" distR="0">
             <wp:extent cx="1047750" cy="790575"/>
             <wp:effectExtent t="0" r="0" b="0" l="0"/>
-            <wp:docPr id="1" name="" descr="" title=""/>
+            <wp:docPr id="1" name="generalization" descr="Picture illustrating the vocabulary word &quot;generalization&quot;" title="generalization"/>
             <wp:cNvGraphicFramePr>
               <a:graphicFrameLocks xmlns:a="http://schemas.openxmlformats.org/drawingml/2006/main" noChangeAspect="1"/>
             </wp:cNvGraphicFramePr>
@@ -619,7 +619,7 @@
           <wp:inline distT="0" distB="0" distL="0" distR="0">
             <wp:extent cx="1047750" cy="790575"/>
             <wp:effectExtent t="0" r="0" b="0" l="0"/>
-            <wp:docPr id="1" name="" descr="" title=""/>
+            <wp:docPr id="1" name="representation" descr="Picture illustrating the vocabulary word &quot;representation&quot;" title="representation"/>
             <wp:cNvGraphicFramePr>
               <a:graphicFrameLocks xmlns:a="http://schemas.openxmlformats.org/drawingml/2006/main" noChangeAspect="1"/>
             </wp:cNvGraphicFramePr>
@@ -665,69 +665,6 @@
           <w:b/>
           <w:bCs/>
         </w:rPr>
-        <w:t xml:space="preserve">make sense of a problem (comprender un problema)</w:t>
-      </w:r>
-      <w:r>
-        <w:t xml:space="preserve"> — To figure out what a problem is asking — what you know, and what you don't know yet.</w:t>
-      </w:r>
-    </w:p>
-    <w:p>
-      <w:pPr>
-        <w:keepNext/>
-        <w:spacing w:after="20" w:before="80"/>
-        <w:jc w:val="center"/>
-      </w:pPr>
-      <w:r>
-        <w:drawing>
-          <wp:inline distT="0" distB="0" distL="0" distR="0">
-            <wp:extent cx="1047750" cy="790575"/>
-            <wp:effectExtent t="0" r="0" b="0" l="0"/>
-            <wp:docPr id="1" name="" descr="" title=""/>
-            <wp:cNvGraphicFramePr>
-              <a:graphicFrameLocks xmlns:a="http://schemas.openxmlformats.org/drawingml/2006/main" noChangeAspect="1"/>
-            </wp:cNvGraphicFramePr>
-            <a:graphic xmlns:a="http://schemas.openxmlformats.org/drawingml/2006/main">
-              <a:graphicData uri="http://schemas.openxmlformats.org/drawingml/2006/picture">
-                <pic:pic xmlns:pic="http://schemas.openxmlformats.org/drawingml/2006/picture">
-                  <pic:nvPicPr>
-                    <pic:cNvPr id="0" name="" descr=""/>
-                    <pic:cNvPicPr>
-                      <a:picLocks noChangeAspect="1" noChangeArrowheads="1"/>
-                    </pic:cNvPicPr>
-                  </pic:nvPicPr>
-                  <pic:blipFill>
-                    <a:blip r:embed="rId16" cstate="none"/>
-                    <a:srcRect/>
-                    <a:stretch>
-                      <a:fillRect/>
-                    </a:stretch>
-                  </pic:blipFill>
-                  <pic:spPr bwMode="auto">
-                    <a:xfrm>
-                      <a:off x="0" y="0"/>
-                      <a:ext cx="1047750" cy="790575"/>
-                    </a:xfrm>
-                    <a:prstGeom prst="rect">
-                      <a:avLst/>
-                    </a:prstGeom>
-                  </pic:spPr>
-                </pic:pic>
-              </a:graphicData>
-            </a:graphic>
-          </wp:inline>
-        </w:drawing>
-      </w:r>
-    </w:p>
-    <w:p>
-      <w:pPr>
-        <w:keepNext/>
-        <w:spacing w:after="120"/>
-      </w:pPr>
-      <w:r>
-        <w:rPr>
-          <w:b/>
-          <w:bCs/>
-        </w:rPr>
         <w:t xml:space="preserve">representation (representación)</w:t>
       </w:r>
       <w:r>
@@ -776,7 +713,7 @@
         <w:spacing w:after="40" w:before="0"/>
       </w:pPr>
       <w:r>
-        <w:t xml:space="preserve">     A. About 240</w:t>
+        <w:t xml:space="preserve">     A. About 15</w:t>
       </w:r>
     </w:p>
     <w:p>
@@ -792,7 +729,7 @@
         <w:spacing w:after="40" w:before="0"/>
       </w:pPr>
       <w:r>
-        <w:t xml:space="preserve">     C. About 15</w:t>
+        <w:t xml:space="preserve">     C. About 240</w:t>
       </w:r>
     </w:p>
     <w:p>
@@ -831,23 +768,23 @@
         <w:spacing w:after="40" w:before="0"/>
       </w:pPr>
       <w:r>
-        <w:t xml:space="preserve">     A. 240 cubic inches</w:t>
-      </w:r>
-    </w:p>
-    <w:p>
-      <w:pPr>
-        <w:spacing w:after="40" w:before="0"/>
-      </w:pPr>
-      <w:r>
-        <w:t xml:space="preserve">     B. 21 cubic inches</w:t>
-      </w:r>
-    </w:p>
-    <w:p>
-      <w:pPr>
-        <w:spacing w:after="40" w:before="0"/>
-      </w:pPr>
-      <w:r>
-        <w:t xml:space="preserve">     C. 80 cubic inches</w:t>
+        <w:t xml:space="preserve">     A. 21 cubic inches</w:t>
+      </w:r>
+    </w:p>
+    <w:p>
+      <w:pPr>
+        <w:spacing w:after="40" w:before="0"/>
+      </w:pPr>
+      <w:r>
+        <w:t xml:space="preserve">     B. 80 cubic inches</w:t>
+      </w:r>
+    </w:p>
+    <w:p>
+      <w:pPr>
+        <w:spacing w:after="40" w:before="0"/>
+      </w:pPr>
+      <w:r>
+        <w:t xml:space="preserve">     C. 240 cubic inches</w:t>
       </w:r>
     </w:p>
     <w:p>
@@ -886,31 +823,31 @@
         <w:spacing w:after="40" w:before="0"/>
       </w:pPr>
       <w:r>
-        <w:t xml:space="preserve">     A. 720 cubic inches vs. 800 cubic inches — the jumbo option holds more</w:t>
-      </w:r>
-    </w:p>
-    <w:p>
-      <w:pPr>
-        <w:spacing w:after="40" w:before="0"/>
-      </w:pPr>
-      <w:r>
-        <w:t xml:space="preserve">     B. 720 cubic inches vs. 800 cubic inches — the large option holds more</w:t>
-      </w:r>
-    </w:p>
-    <w:p>
-      <w:pPr>
-        <w:spacing w:after="40" w:before="0"/>
-      </w:pPr>
-      <w:r>
-        <w:t xml:space="preserve">     C. 240 cubic inches vs. 400 cubic inches — the jumbo option holds more</w:t>
-      </w:r>
-    </w:p>
-    <w:p>
-      <w:pPr>
-        <w:spacing w:after="40" w:before="0"/>
-      </w:pPr>
-      <w:r>
-        <w:t xml:space="preserve">     D. 480 cubic inches vs. 800 cubic inches — the jumbo option holds more</w:t>
+        <w:t xml:space="preserve">     A. 240 cubic inches vs. 400 cubic inches — the jumbo option holds more</w:t>
+      </w:r>
+    </w:p>
+    <w:p>
+      <w:pPr>
+        <w:spacing w:after="40" w:before="0"/>
+      </w:pPr>
+      <w:r>
+        <w:t xml:space="preserve">     B. 480 cubic inches vs. 800 cubic inches — the jumbo option holds more</w:t>
+      </w:r>
+    </w:p>
+    <w:p>
+      <w:pPr>
+        <w:spacing w:after="40" w:before="0"/>
+      </w:pPr>
+      <w:r>
+        <w:t xml:space="preserve">     C. 720 cubic inches vs. 800 cubic inches — the jumbo option holds more</w:t>
+      </w:r>
+    </w:p>
+    <w:p>
+      <w:pPr>
+        <w:spacing w:after="40" w:before="0"/>
+      </w:pPr>
+      <w:r>
+        <w:t xml:space="preserve">     D. 720 cubic inches vs. 800 cubic inches — the large option holds more</w:t>
       </w:r>
     </w:p>
     <w:p>
@@ -941,7 +878,7 @@
         <w:spacing w:after="40" w:before="0"/>
       </w:pPr>
       <w:r>
-        <w:t xml:space="preserve">     A. 48 cubic feet</w:t>
+        <w:t xml:space="preserve">     A. 19 cubic feet</w:t>
       </w:r>
     </w:p>
     <w:p>
@@ -957,7 +894,7 @@
         <w:spacing w:after="40" w:before="0"/>
       </w:pPr>
       <w:r>
-        <w:t xml:space="preserve">     C. 19 cubic feet</w:t>
+        <w:t xml:space="preserve">     C. 48 cubic feet</w:t>
       </w:r>
     </w:p>
     <w:p>
@@ -996,7 +933,7 @@
         <w:spacing w:after="40" w:before="0"/>
       </w:pPr>
       <w:r>
-        <w:t xml:space="preserve">     A. 38</w:t>
+        <w:t xml:space="preserve">     A. 20</w:t>
       </w:r>
     </w:p>
     <w:p>
@@ -1012,7 +949,7 @@
         <w:spacing w:after="40" w:before="0"/>
       </w:pPr>
       <w:r>
-        <w:t xml:space="preserve">     C. 20</w:t>
+        <w:t xml:space="preserve">     C. 38</w:t>
       </w:r>
     </w:p>
     <w:p>
@@ -1106,31 +1043,31 @@
         <w:spacing w:after="40" w:before="0"/>
       </w:pPr>
       <w:r>
-        <w:t xml:space="preserve">     A. Notice your progress has stalled and shift to a different strategy</w:t>
-      </w:r>
-    </w:p>
-    <w:p>
-      <w:pPr>
-        <w:spacing w:after="40" w:before="0"/>
-      </w:pPr>
-      <w:r>
-        <w:t xml:space="preserve">     B. Keep using the same strategy no matter what</w:t>
-      </w:r>
-    </w:p>
-    <w:p>
-      <w:pPr>
-        <w:spacing w:after="40" w:before="0"/>
-      </w:pPr>
-      <w:r>
-        <w:t xml:space="preserve">     C. Erase everything and decide the problem is impossible</w:t>
-      </w:r>
-    </w:p>
-    <w:p>
-      <w:pPr>
-        <w:spacing w:after="40" w:before="0"/>
-      </w:pPr>
-      <w:r>
-        <w:t xml:space="preserve">     D. Copy a classmate's paper</w:t>
+        <w:t xml:space="preserve">     A. Keep using the same strategy no matter what</w:t>
+      </w:r>
+    </w:p>
+    <w:p>
+      <w:pPr>
+        <w:spacing w:after="40" w:before="0"/>
+      </w:pPr>
+      <w:r>
+        <w:t xml:space="preserve">     B. Erase everything and decide the problem is impossible</w:t>
+      </w:r>
+    </w:p>
+    <w:p>
+      <w:pPr>
+        <w:spacing w:after="40" w:before="0"/>
+      </w:pPr>
+      <w:r>
+        <w:t xml:space="preserve">     C. Copy a classmate's paper</w:t>
+      </w:r>
+    </w:p>
+    <w:p>
+      <w:pPr>
+        <w:spacing w:after="40" w:before="0"/>
+      </w:pPr>
+      <w:r>
+        <w:t xml:space="preserve">     D. Notice your progress has stalled and shift to a different strategy</w:t>
       </w:r>
     </w:p>
     <w:p>
@@ -1161,23 +1098,23 @@
         <w:spacing w:after="40" w:before="0"/>
       </w:pPr>
       <w:r>
-        <w:t xml:space="preserve">     A. 48</w:t>
-      </w:r>
-    </w:p>
-    <w:p>
-      <w:pPr>
-        <w:spacing w:after="40" w:before="0"/>
-      </w:pPr>
-      <w:r>
-        <w:t xml:space="preserve">     B. 96</w:t>
-      </w:r>
-    </w:p>
-    <w:p>
-      <w:pPr>
-        <w:spacing w:after="40" w:before="0"/>
-      </w:pPr>
-      <w:r>
-        <w:t xml:space="preserve">     C. 24</w:t>
+        <w:t xml:space="preserve">     A. 24</w:t>
+      </w:r>
+    </w:p>
+    <w:p>
+      <w:pPr>
+        <w:spacing w:after="40" w:before="0"/>
+      </w:pPr>
+      <w:r>
+        <w:t xml:space="preserve">     B. 48</w:t>
+      </w:r>
+    </w:p>
+    <w:p>
+      <w:pPr>
+        <w:spacing w:after="40" w:before="0"/>
+      </w:pPr>
+      <w:r>
+        <w:t xml:space="preserve">     C. 96</w:t>
       </w:r>
     </w:p>
     <w:p>
@@ -1186,6 +1123,162 @@
       </w:pPr>
       <w:r>
         <w:t xml:space="preserve">     D. 192</w:t>
+      </w:r>
+    </w:p>
+    <w:p>
+      <w:pPr>
+        <w:spacing w:after="60" w:before="120"/>
+      </w:pPr>
+      <w:r>
+        <w:rPr>
+          <w:color w:val="BBBBBB"/>
+        </w:rPr>
+        <w:t xml:space="preserve">______________________________________________________________________</w:t>
+      </w:r>
+    </w:p>
+    <w:p>
+      <w:pPr>
+        <w:spacing w:after="80" w:before="0"/>
+      </w:pPr>
+      <w:r>
+        <w:rPr>
+          <w:b/>
+          <w:bCs/>
+        </w:rPr>
+        <w:t xml:space="preserve">9. Fix our table's thinking</w:t>
+      </w:r>
+    </w:p>
+    <w:p>
+      <w:pPr>
+        <w:spacing w:after="40" w:before="0"/>
+      </w:pPr>
+      <w:r>
+        <w:t xml:space="preserve">   Step 1 (The problem): (Lesson 1.5) Akela's jar totals $53.50. Why can the number of pennies only be a multiple of 5?</w:t>
+      </w:r>
+    </w:p>
+    <w:p>
+      <w:pPr>
+        <w:spacing w:after="40" w:before="0"/>
+      </w:pPr>
+      <w:r>
+        <w:t xml:space="preserve">   Step 2 (A classmate at our table answered): Because $53.50 is divisible by 5</w:t>
+      </w:r>
+    </w:p>
+    <w:p>
+      <w:pPr>
+        <w:spacing w:after="60" w:before="0"/>
+      </w:pPr>
+      <w:r>
+        <w:rPr>
+          <w:i/>
+          <w:iCs/>
+        </w:rPr>
+        <w:t xml:space="preserve">Which step has the mistake? Explain and fix it:</w:t>
+      </w:r>
+    </w:p>
+    <w:p>
+      <w:pPr>
+        <w:spacing w:after="60" w:before="120"/>
+      </w:pPr>
+      <w:r>
+        <w:rPr>
+          <w:color w:val="BBBBBB"/>
+        </w:rPr>
+        <w:t xml:space="preserve">______________________________________________________________________</w:t>
+      </w:r>
+    </w:p>
+    <w:p>
+      <w:pPr>
+        <w:spacing w:after="60" w:before="120"/>
+      </w:pPr>
+      <w:r>
+        <w:rPr>
+          <w:color w:val="BBBBBB"/>
+        </w:rPr>
+        <w:t xml:space="preserve">______________________________________________________________________</w:t>
+      </w:r>
+    </w:p>
+    <w:p>
+      <w:pPr>
+        <w:spacing w:after="60" w:before="120"/>
+      </w:pPr>
+      <w:r>
+        <w:rPr>
+          <w:color w:val="BBBBBB"/>
+        </w:rPr>
+        <w:t xml:space="preserve">______________________________________________________________________</w:t>
+      </w:r>
+    </w:p>
+    <w:p>
+      <w:pPr>
+        <w:spacing w:after="80" w:before="0"/>
+      </w:pPr>
+      <w:r>
+        <w:rPr>
+          <w:b/>
+          <w:bCs/>
+        </w:rPr>
+        <w:t xml:space="preserve">10. (Lesson 1.4) Sort each question: does it ask about covering a surface (area) or filling a space (volume)?</w:t>
+      </w:r>
+    </w:p>
+    <w:p>
+      <w:pPr>
+        <w:spacing w:after="80" w:before="0"/>
+      </w:pPr>
+      <w:r>
+        <w:rPr>
+          <w:i/>
+          <w:iCs/>
+        </w:rPr>
+        <w:t xml:space="preserve">Groups: Volume — cubic units   |   Area — square units</w:t>
+      </w:r>
+    </w:p>
+    <w:p>
+      <w:pPr>
+        <w:spacing w:after="40" w:before="0"/>
+      </w:pPr>
+      <w:r>
+        <w:t xml:space="preserve">   • How much soil fills the garden bed?   → __________________</w:t>
+      </w:r>
+    </w:p>
+    <w:p>
+      <w:pPr>
+        <w:spacing w:after="40" w:before="0"/>
+      </w:pPr>
+      <w:r>
+        <w:t xml:space="preserve">   • How much cereal fits inside the box?   → __________________</w:t>
+      </w:r>
+    </w:p>
+    <w:p>
+      <w:pPr>
+        <w:spacing w:after="40" w:before="0"/>
+      </w:pPr>
+      <w:r>
+        <w:t xml:space="preserve">   • How much water fills the fish tank?   → __________________</w:t>
+      </w:r>
+    </w:p>
+    <w:p>
+      <w:pPr>
+        <w:spacing w:after="40" w:before="0"/>
+      </w:pPr>
+      <w:r>
+        <w:t xml:space="preserve">   • How much paper covers the lid of the box?   → __________________</w:t>
+      </w:r>
+    </w:p>
+    <w:p>
+      <w:pPr>
+        <w:spacing w:after="40" w:before="0"/>
+      </w:pPr>
+      <w:r>
+        <w:t xml:space="preserve">   • How much paint covers one wall?   → __________________</w:t>
+      </w:r>
+    </w:p>
+    <w:p>
+      <w:pPr>
+        <w:spacing w:after="40" w:before="0"/>
+      </w:pPr>
+      <w:r>
+        <w:t xml:space="preserve">   • How much mulch covers the top of the bed?   → __________________</w:t>
       </w:r>
     </w:p>
     <w:p>
@@ -1226,7 +1319,7 @@
           <w:b/>
           <w:bCs/>
         </w:rPr>
-        <w:t xml:space="preserve">1. A. About 240</w:t>
+        <w:t xml:space="preserve">1. C. About 240</w:t>
       </w:r>
     </w:p>
     <w:p>
@@ -1258,7 +1351,7 @@
           <w:b/>
           <w:bCs/>
         </w:rPr>
-        <w:t xml:space="preserve">2. A. 240 cubic inches</w:t>
+        <w:t xml:space="preserve">2. C. 240 cubic inches</w:t>
       </w:r>
     </w:p>
     <w:p>
@@ -1290,7 +1383,7 @@
           <w:b/>
           <w:bCs/>
         </w:rPr>
-        <w:t xml:space="preserve">3. A. 720 cubic inches vs. 800 cubic inches — the jumbo option holds more</w:t>
+        <w:t xml:space="preserve">3. C. 720 cubic inches vs. 800 cubic inches — the jumbo option holds more</w:t>
       </w:r>
     </w:p>
     <w:p>
@@ -1322,7 +1415,7 @@
           <w:b/>
           <w:bCs/>
         </w:rPr>
-        <w:t xml:space="preserve">4. A. 48 cubic feet</w:t>
+        <w:t xml:space="preserve">4. C. 48 cubic feet</w:t>
       </w:r>
     </w:p>
     <w:p>
@@ -1354,7 +1447,7 @@
           <w:b/>
           <w:bCs/>
         </w:rPr>
-        <w:t xml:space="preserve">5. A. 38</w:t>
+        <w:t xml:space="preserve">5. C. 38</w:t>
       </w:r>
     </w:p>
     <w:p>
@@ -1418,7 +1511,7 @@
           <w:b/>
           <w:bCs/>
         </w:rPr>
-        <w:t xml:space="preserve">7. A. Notice your progress has stalled and shift to a different strategy</w:t>
+        <w:t xml:space="preserve">7. D. Notice your progress has stalled and shift to a different strategy</w:t>
       </w:r>
     </w:p>
     <w:p>
@@ -1450,7 +1543,7 @@
           <w:b/>
           <w:bCs/>
         </w:rPr>
-        <w:t xml:space="preserve">8. A. 48</w:t>
+        <w:t xml:space="preserve">8. B. 48</w:t>
       </w:r>
     </w:p>
     <w:p>
@@ -1471,6 +1564,102 @@
           <w:iCs/>
         </w:rPr>
         <w:t xml:space="preserve">     Watch for: Treating 'stuck' as a stop sign instead of a signal — waiting silently instead of trying a strategy: asking a question, drawing the problem, or recalling a similar problem.</w:t>
+      </w:r>
+    </w:p>
+    <w:p>
+      <w:pPr>
+        <w:spacing w:after="40" w:before="0"/>
+      </w:pPr>
+      <w:r>
+        <w:rPr>
+          <w:b/>
+          <w:bCs/>
+        </w:rPr>
+        <w:t xml:space="preserve">9. Fix our table's thinking</w:t>
+      </w:r>
+    </w:p>
+    <w:p>
+      <w:pPr>
+        <w:spacing w:after="20" w:before="0"/>
+      </w:pPr>
+      <w:r>
+        <w:t xml:space="preserve">     The mistake is in Step 2.</w:t>
+      </w:r>
+    </w:p>
+    <w:p>
+      <w:pPr>
+        <w:spacing w:after="20" w:before="0"/>
+      </w:pPr>
+      <w:r>
+        <w:t xml:space="preserve">     Correct work: The correct answer is Because the total's cents end in 0, and only pennies make amounts that aren't multiples of 5 cents. Nickels, dimes, and quarters are each worth a multiple of 5 cents. For the total to land on a 0, the pennies must also add up to a multiple of 5 cents — so their count is a multiple of 5.</w:t>
+      </w:r>
+    </w:p>
+    <w:p>
+      <w:pPr>
+        <w:spacing w:after="40" w:before="0"/>
+      </w:pPr>
+      <w:r>
+        <w:rPr>
+          <w:b/>
+          <w:bCs/>
+        </w:rPr>
+        <w:t xml:space="preserve">10. Correct groups:</w:t>
+      </w:r>
+    </w:p>
+    <w:p>
+      <w:pPr>
+        <w:spacing w:after="20" w:before="0"/>
+      </w:pPr>
+      <w:r>
+        <w:t xml:space="preserve">     How much soil fills the garden bed? → Volume — cubic units</w:t>
+      </w:r>
+    </w:p>
+    <w:p>
+      <w:pPr>
+        <w:spacing w:after="20" w:before="0"/>
+      </w:pPr>
+      <w:r>
+        <w:t xml:space="preserve">     How much cereal fits inside the box? → Volume — cubic units</w:t>
+      </w:r>
+    </w:p>
+    <w:p>
+      <w:pPr>
+        <w:spacing w:after="20" w:before="0"/>
+      </w:pPr>
+      <w:r>
+        <w:t xml:space="preserve">     How much water fills the fish tank? → Volume — cubic units</w:t>
+      </w:r>
+    </w:p>
+    <w:p>
+      <w:pPr>
+        <w:spacing w:after="20" w:before="0"/>
+      </w:pPr>
+      <w:r>
+        <w:t xml:space="preserve">     How much paper covers the lid of the box? → Area — square units</w:t>
+      </w:r>
+    </w:p>
+    <w:p>
+      <w:pPr>
+        <w:spacing w:after="20" w:before="0"/>
+      </w:pPr>
+      <w:r>
+        <w:t xml:space="preserve">     How much paint covers one wall? → Area — square units</w:t>
+      </w:r>
+    </w:p>
+    <w:p>
+      <w:pPr>
+        <w:spacing w:after="20" w:before="0"/>
+      </w:pPr>
+      <w:r>
+        <w:t xml:space="preserve">     How much mulch covers the top of the bed? → Area — square units</w:t>
+      </w:r>
+    </w:p>
+    <w:p>
+      <w:pPr>
+        <w:spacing w:after="40" w:before="0"/>
+      </w:pPr>
+      <w:r>
+        <w:t xml:space="preserve"/>
       </w:r>
     </w:p>
     <w:sectPr>
@@ -1659,7 +1848,14 @@
 <file path=word/styles.xml><?xml version="1.0" encoding="utf-8"?>
 <w:styles xmlns:mc="http://schemas.openxmlformats.org/markup-compatibility/2006" xmlns:r="http://schemas.openxmlformats.org/officeDocument/2006/relationships" xmlns:w="http://schemas.openxmlformats.org/wordprocessingml/2006/main" xmlns:w14="http://schemas.microsoft.com/office/word/2010/wordml" xmlns:w15="http://schemas.microsoft.com/office/word/2012/wordml" mc:Ignorable="w14 w15">
   <w:docDefaults>
-    <w:rPrDefault/>
+    <w:rPrDefault>
+      <w:rPr>
+        <w:rFonts w:ascii="Arial" w:cs="Arial" w:eastAsia="Arial" w:hAnsi="Arial"/>
+        <w:sz w:val="22"/>
+        <w:szCs w:val="22"/>
+        <w:lang w:val="en-US"/>
+      </w:rPr>
+    </w:rPrDefault>
     <w:pPrDefault/>
   </w:docDefaults>
   <w:style w:type="paragraph" w:styleId="Title">
@@ -1677,10 +1873,16 @@
     <w:basedOn w:val="Normal"/>
     <w:next w:val="Normal"/>
     <w:qFormat/>
+    <w:pPr>
+      <w:keepNext/>
+    </w:pPr>
     <w:rPr>
-      <w:color w:val="2E74B5"/>
-      <w:sz w:val="32"/>
-      <w:szCs w:val="32"/>
+      <w:rFonts w:ascii="Arial" w:cs="Arial" w:eastAsia="Arial" w:hAnsi="Arial"/>
+      <w:b/>
+      <w:bCs/>
+      <w:color w:val="183E56"/>
+      <w:sz w:val="34"/>
+      <w:szCs w:val="34"/>
     </w:rPr>
   </w:style>
   <w:style w:type="paragraph" w:styleId="Heading2">
@@ -1688,8 +1890,14 @@
     <w:basedOn w:val="Normal"/>
     <w:next w:val="Normal"/>
     <w:qFormat/>
+    <w:pPr>
+      <w:keepNext/>
+    </w:pPr>
     <w:rPr>
-      <w:color w:val="2E74B5"/>
+      <w:rFonts w:ascii="Arial" w:cs="Arial" w:eastAsia="Arial" w:hAnsi="Arial"/>
+      <w:b/>
+      <w:bCs/>
+      <w:color w:val="176B70"/>
       <w:sz w:val="26"/>
       <w:szCs w:val="26"/>
     </w:rPr>

--- a/lessons/1-6-catchup/homework.docx
+++ b/lessons/1-6-catchup/homework.docx
@@ -1290,376 +1290,6 @@
           <w:color w:val="BBBBBB"/>
         </w:rPr>
         <w:t xml:space="preserve">______________________________________________________________________</w:t>
-      </w:r>
-    </w:p>
-    <w:p>
-      <w:r>
-        <w:br w:type="page"/>
-      </w:r>
-    </w:p>
-    <w:p>
-      <w:pPr>
-        <w:pStyle w:val="Heading1"/>
-        <w:spacing w:after="120"/>
-      </w:pPr>
-      <w:r>
-        <w:rPr>
-          <w:b/>
-          <w:bCs/>
-        </w:rPr>
-        <w:t xml:space="preserve">Answer Key (Teacher)</w:t>
-      </w:r>
-    </w:p>
-    <w:p>
-      <w:pPr>
-        <w:spacing w:after="40" w:before="0"/>
-      </w:pPr>
-      <w:r>
-        <w:rPr>
-          <w:b/>
-          <w:bCs/>
-        </w:rPr>
-        <w:t xml:space="preserve">1. C. About 240</w:t>
-      </w:r>
-    </w:p>
-    <w:p>
-      <w:pPr>
-        <w:spacing w:after="20" w:before="0"/>
-      </w:pPr>
-      <w:r>
-        <w:t xml:space="preserve">     4 muffins at about 60 calories each is 60 × 4 = 240 calories.</w:t>
-      </w:r>
-    </w:p>
-    <w:p>
-      <w:pPr>
-        <w:spacing w:after="80" w:before="0"/>
-      </w:pPr>
-      <w:r>
-        <w:rPr>
-          <w:i/>
-          <w:iCs/>
-        </w:rPr>
-        <w:t xml:space="preserve">     Watch for: Treating 'stuck' as a stop sign instead of a signal — waiting silently instead of trying a strategy: asking a question, drawing the problem, or recalling a similar problem.</w:t>
-      </w:r>
-    </w:p>
-    <w:p>
-      <w:pPr>
-        <w:spacing w:after="40" w:before="0"/>
-      </w:pPr>
-      <w:r>
-        <w:rPr>
-          <w:b/>
-          <w:bCs/>
-        </w:rPr>
-        <w:t xml:space="preserve">2. C. 240 cubic inches</w:t>
-      </w:r>
-    </w:p>
-    <w:p>
-      <w:pPr>
-        <w:spacing w:after="20" w:before="0"/>
-      </w:pPr>
-      <w:r>
-        <w:t xml:space="preserve">     Volume of a rectangular prism is length × width × height: 8 × 3 × 10 = 240 cubic inches.</w:t>
-      </w:r>
-    </w:p>
-    <w:p>
-      <w:pPr>
-        <w:spacing w:after="80" w:before="0"/>
-      </w:pPr>
-      <w:r>
-        <w:rPr>
-          <w:i/>
-          <w:iCs/>
-        </w:rPr>
-        <w:t xml:space="preserve">     Watch for: Treating 'stuck' as a stop sign instead of a signal — waiting silently instead of trying a strategy: asking a question, drawing the problem, or recalling a similar problem.</w:t>
-      </w:r>
-    </w:p>
-    <w:p>
-      <w:pPr>
-        <w:spacing w:after="40" w:before="0"/>
-      </w:pPr>
-      <w:r>
-        <w:rPr>
-          <w:b/>
-          <w:bCs/>
-        </w:rPr>
-        <w:t xml:space="preserve">3. C. 720 cubic inches vs. 800 cubic inches — the jumbo option holds more</w:t>
-      </w:r>
-    </w:p>
-    <w:p>
-      <w:pPr>
-        <w:spacing w:after="20" w:before="0"/>
-      </w:pPr>
-      <w:r>
-        <w:t xml:space="preserve">     240 × 3 = 720 and 400 × 2 = 800; since 800 &gt; 720, the two jumbo boxes hold more in total.</w:t>
-      </w:r>
-    </w:p>
-    <w:p>
-      <w:pPr>
-        <w:spacing w:after="80" w:before="0"/>
-      </w:pPr>
-      <w:r>
-        <w:rPr>
-          <w:i/>
-          <w:iCs/>
-        </w:rPr>
-        <w:t xml:space="preserve">     Watch for: Treating 'stuck' as a stop sign instead of a signal — waiting silently instead of trying a strategy: asking a question, drawing the problem, or recalling a similar problem.</w:t>
-      </w:r>
-    </w:p>
-    <w:p>
-      <w:pPr>
-        <w:spacing w:after="40" w:before="0"/>
-      </w:pPr>
-      <w:r>
-        <w:rPr>
-          <w:b/>
-          <w:bCs/>
-        </w:rPr>
-        <w:t xml:space="preserve">4. C. 48 cubic feet</w:t>
-      </w:r>
-    </w:p>
-    <w:p>
-      <w:pPr>
-        <w:spacing w:after="20" w:before="0"/>
-      </w:pPr>
-      <w:r>
-        <w:t xml:space="preserve">     First bed: 4 × 3 × 2 = 24 cubic feet. Second bed: 6 × 2 × 2 = 24 cubic feet. Together: 24 + 24 = 48 cubic feet.</w:t>
-      </w:r>
-    </w:p>
-    <w:p>
-      <w:pPr>
-        <w:spacing w:after="80" w:before="0"/>
-      </w:pPr>
-      <w:r>
-        <w:rPr>
-          <w:i/>
-          <w:iCs/>
-        </w:rPr>
-        <w:t xml:space="preserve">     Watch for: Treating 'stuck' as a stop sign instead of a signal — waiting silently instead of trying a strategy: asking a question, drawing the problem, or recalling a similar problem.</w:t>
-      </w:r>
-    </w:p>
-    <w:p>
-      <w:pPr>
-        <w:spacing w:after="40" w:before="0"/>
-      </w:pPr>
-      <w:r>
-        <w:rPr>
-          <w:b/>
-          <w:bCs/>
-        </w:rPr>
-        <w:t xml:space="preserve">5. C. 38</w:t>
-      </w:r>
-    </w:p>
-    <w:p>
-      <w:pPr>
-        <w:spacing w:after="20" w:before="0"/>
-      </w:pPr>
-      <w:r>
-        <w:t xml:space="preserve">     Ten two-pointers add 10 × 2 = 20 points, and 18 + 20 = 38 points.</w:t>
-      </w:r>
-    </w:p>
-    <w:p>
-      <w:pPr>
-        <w:spacing w:after="80" w:before="0"/>
-      </w:pPr>
-      <w:r>
-        <w:rPr>
-          <w:i/>
-          <w:iCs/>
-        </w:rPr>
-        <w:t xml:space="preserve">     Watch for: Treating 'stuck' as a stop sign instead of a signal — waiting silently instead of trying a strategy: asking a question, drawing the problem, or recalling a similar problem.</w:t>
-      </w:r>
-    </w:p>
-    <w:p>
-      <w:pPr>
-        <w:spacing w:after="40" w:before="0"/>
-      </w:pPr>
-      <w:r>
-        <w:rPr>
-          <w:b/>
-          <w:bCs/>
-        </w:rPr>
-        <w:t xml:space="preserve">6. A. Because the total's cents end in 0, and only pennies make amounts that aren't multiples of 5 cents</w:t>
-      </w:r>
-    </w:p>
-    <w:p>
-      <w:pPr>
-        <w:spacing w:after="20" w:before="0"/>
-      </w:pPr>
-      <w:r>
-        <w:t xml:space="preserve">     Nickels, dimes, and quarters are each worth a multiple of 5 cents. For the total to land on a 0, the pennies must also add up to a multiple of 5 cents — so their count is a multiple of 5.</w:t>
-      </w:r>
-    </w:p>
-    <w:p>
-      <w:pPr>
-        <w:spacing w:after="80" w:before="0"/>
-      </w:pPr>
-      <w:r>
-        <w:rPr>
-          <w:i/>
-          <w:iCs/>
-        </w:rPr>
-        <w:t xml:space="preserve">     Watch for: Treating 'stuck' as a stop sign instead of a signal — waiting silently instead of trying a strategy: asking a question, drawing the problem, or recalling a similar problem.</w:t>
-      </w:r>
-    </w:p>
-    <w:p>
-      <w:pPr>
-        <w:spacing w:after="40" w:before="0"/>
-      </w:pPr>
-      <w:r>
-        <w:rPr>
-          <w:b/>
-          <w:bCs/>
-        </w:rPr>
-        <w:t xml:space="preserve">7. D. Notice your progress has stalled and shift to a different strategy</w:t>
-      </w:r>
-    </w:p>
-    <w:p>
-      <w:pPr>
-        <w:spacing w:after="20" w:before="0"/>
-      </w:pPr>
-      <w:r>
-        <w:t xml:space="preserve">     We are aware of our progress in solving the problem and shift strategies when needed.</w:t>
-      </w:r>
-    </w:p>
-    <w:p>
-      <w:pPr>
-        <w:spacing w:after="80" w:before="0"/>
-      </w:pPr>
-      <w:r>
-        <w:rPr>
-          <w:i/>
-          <w:iCs/>
-        </w:rPr>
-        <w:t xml:space="preserve">     Watch for: Treating 'stuck' as a stop sign instead of a signal — waiting silently instead of trying a strategy: asking a question, drawing the problem, or recalling a similar problem.</w:t>
-      </w:r>
-    </w:p>
-    <w:p>
-      <w:pPr>
-        <w:spacing w:after="40" w:before="0"/>
-      </w:pPr>
-      <w:r>
-        <w:rPr>
-          <w:b/>
-          <w:bCs/>
-        </w:rPr>
-        <w:t xml:space="preserve">8. B. 48</w:t>
-      </w:r>
-    </w:p>
-    <w:p>
-      <w:pPr>
-        <w:spacing w:after="20" w:before="0"/>
-      </w:pPr>
-      <w:r>
-        <w:t xml:space="preserve">     The bigger rack has 16 × 6 = 96 wheels, and 96 ÷ 2 = 48 bikes.</w:t>
-      </w:r>
-    </w:p>
-    <w:p>
-      <w:pPr>
-        <w:spacing w:after="80" w:before="0"/>
-      </w:pPr>
-      <w:r>
-        <w:rPr>
-          <w:i/>
-          <w:iCs/>
-        </w:rPr>
-        <w:t xml:space="preserve">     Watch for: Treating 'stuck' as a stop sign instead of a signal — waiting silently instead of trying a strategy: asking a question, drawing the problem, or recalling a similar problem.</w:t>
-      </w:r>
-    </w:p>
-    <w:p>
-      <w:pPr>
-        <w:spacing w:after="40" w:before="0"/>
-      </w:pPr>
-      <w:r>
-        <w:rPr>
-          <w:b/>
-          <w:bCs/>
-        </w:rPr>
-        <w:t xml:space="preserve">9. Fix our table's thinking</w:t>
-      </w:r>
-    </w:p>
-    <w:p>
-      <w:pPr>
-        <w:spacing w:after="20" w:before="0"/>
-      </w:pPr>
-      <w:r>
-        <w:t xml:space="preserve">     The mistake is in Step 2.</w:t>
-      </w:r>
-    </w:p>
-    <w:p>
-      <w:pPr>
-        <w:spacing w:after="20" w:before="0"/>
-      </w:pPr>
-      <w:r>
-        <w:t xml:space="preserve">     Correct work: The correct answer is Because the total's cents end in 0, and only pennies make amounts that aren't multiples of 5 cents. Nickels, dimes, and quarters are each worth a multiple of 5 cents. For the total to land on a 0, the pennies must also add up to a multiple of 5 cents — so their count is a multiple of 5.</w:t>
-      </w:r>
-    </w:p>
-    <w:p>
-      <w:pPr>
-        <w:spacing w:after="40" w:before="0"/>
-      </w:pPr>
-      <w:r>
-        <w:rPr>
-          <w:b/>
-          <w:bCs/>
-        </w:rPr>
-        <w:t xml:space="preserve">10. Correct groups:</w:t>
-      </w:r>
-    </w:p>
-    <w:p>
-      <w:pPr>
-        <w:spacing w:after="20" w:before="0"/>
-      </w:pPr>
-      <w:r>
-        <w:t xml:space="preserve">     How much soil fills the garden bed? → Volume — cubic units</w:t>
-      </w:r>
-    </w:p>
-    <w:p>
-      <w:pPr>
-        <w:spacing w:after="20" w:before="0"/>
-      </w:pPr>
-      <w:r>
-        <w:t xml:space="preserve">     How much cereal fits inside the box? → Volume — cubic units</w:t>
-      </w:r>
-    </w:p>
-    <w:p>
-      <w:pPr>
-        <w:spacing w:after="20" w:before="0"/>
-      </w:pPr>
-      <w:r>
-        <w:t xml:space="preserve">     How much water fills the fish tank? → Volume — cubic units</w:t>
-      </w:r>
-    </w:p>
-    <w:p>
-      <w:pPr>
-        <w:spacing w:after="20" w:before="0"/>
-      </w:pPr>
-      <w:r>
-        <w:t xml:space="preserve">     How much paper covers the lid of the box? → Area — square units</w:t>
-      </w:r>
-    </w:p>
-    <w:p>
-      <w:pPr>
-        <w:spacing w:after="20" w:before="0"/>
-      </w:pPr>
-      <w:r>
-        <w:t xml:space="preserve">     How much paint covers one wall? → Area — square units</w:t>
-      </w:r>
-    </w:p>
-    <w:p>
-      <w:pPr>
-        <w:spacing w:after="20" w:before="0"/>
-      </w:pPr>
-      <w:r>
-        <w:t xml:space="preserve">     How much mulch covers the top of the bed? → Area — square units</w:t>
-      </w:r>
-    </w:p>
-    <w:p>
-      <w:pPr>
-        <w:spacing w:after="40" w:before="0"/>
-      </w:pPr>
-      <w:r>
-        <w:t xml:space="preserve"/>
       </w:r>
     </w:p>
     <w:sectPr>
